--- a/НИР_ЭДО_7стран_и_практика/03_Судебная_практика/01_ЭДО_общее/07_Кения_практика_ЭДО.docx
+++ b/НИР_ЭДО_7стран_и_практика/03_Судебная_практика/01_ЭДО_общее/07_Кения_практика_ЭДО.docx
@@ -11,6 +11,7 @@
         <w:rPr>
           <w:rFonts w:ascii="Calibri" w:hAnsi="Calibri" w:eastAsia="Calibri"/>
           <w:b/>
+          <w:i w:val="0"/>
           <w:color w:val="1F4E79"/>
           <w:sz w:val="44"/>
         </w:rPr>
@@ -25,10 +26,26 @@
         <w:rPr>
           <w:rFonts w:ascii="Calibri" w:hAnsi="Calibri" w:eastAsia="Calibri"/>
           <w:b w:val="0"/>
+          <w:i w:val="0"/>
           <w:color w:val="535353"/>
           <w:sz w:val="26"/>
         </w:rPr>
         <w:t>Dardanelli &amp; 6 others v Tilito &amp; 3 others (Land Case E041 of 2024) [2025] KEELC 392 (KLR) (6 February 2025)</w:t>
+      </w:r>
+    </w:p>
+    <w:p>
+      <w:pPr>
+        <w:spacing w:after="160"/>
+      </w:pPr>
+      <w:r>
+        <w:rPr>
+          <w:rFonts w:ascii="Calibri" w:hAnsi="Calibri" w:eastAsia="Calibri"/>
+          <w:b w:val="0"/>
+          <w:i w:val="0"/>
+          <w:color w:val="535353"/>
+          <w:sz w:val="22"/>
+        </w:rPr>
+        <w:t>Сравнительный анализ зарубежного регулирования электронного документооборота (ЭДО) с правовой моделью Российской Федерации. Актуализация: август 2026 г.</w:t>
       </w:r>
     </w:p>
     <w:p>
@@ -39,10 +56,11 @@
         <w:rPr>
           <w:rFonts w:ascii="Calibri" w:hAnsi="Calibri" w:eastAsia="Calibri"/>
           <w:b w:val="0"/>
+          <w:i/>
           <w:color w:val="535353"/>
-          <w:sz w:val="22"/>
+          <w:sz w:val="20"/>
         </w:rPr>
-        <w:t>Сравнительный анализ зарубежного регулирования электронного документооборота (ЭДО) с правовой моделью Российской Федерации. Актуализация: август 2026 г.</w:t>
+        <w:t>Как проверить. После каждого блока фактов — строка «Проверить» с кликабельной ссылкой на официальный текст закона, судебное решение или первоисточник. Рекомендации («что добавить / не переносить») — выводы автора НИР, но рядом указаны нормы, на которые они опираются. Номера дел не вымышлены.</w:t>
       </w:r>
     </w:p>
     <w:p>
@@ -50,10 +68,105 @@
         <w:rPr>
           <w:rFonts w:ascii="Calibri" w:hAnsi="Calibri" w:eastAsia="Calibri"/>
           <w:b w:val="0"/>
+          <w:i w:val="0"/>
           <w:sz w:val="24"/>
         </w:rPr>
         <w:t>Ниже — опубликованная практика по электронным документам / подписи. Цитата и ссылки проверяемые.</w:t>
       </w:r>
+    </w:p>
+    <w:p>
+      <w:pPr>
+        <w:spacing w:before="0" w:after="200"/>
+      </w:pPr>
+      <w:r>
+        <w:rPr>
+          <w:rFonts w:ascii="Calibri" w:hAnsi="Calibri" w:eastAsia="Calibri"/>
+          <w:b w:val="0"/>
+          <w:i/>
+          <w:color w:val="535353"/>
+          <w:sz w:val="18"/>
+        </w:rPr>
+        <w:t xml:space="preserve">Проверить: </w:t>
+      </w:r>
+      <w:hyperlink r:id="rId9">
+        <w:r>
+          <w:rPr>
+            <w:color w:val="0563C1"/>
+            <w:u w:val="single"/>
+            <w:sz w:val="18"/>
+            <w:rFonts w:ascii="Calibri" w:hAnsi="Calibri"/>
+          </w:rPr>
+          <w:t xml:space="preserve">Kenya Law: [2025] KEELC 392</w:t>
+        </w:r>
+      </w:hyperlink>
+      <w:r>
+        <w:rPr>
+          <w:rFonts w:ascii="Calibri" w:hAnsi="Calibri" w:eastAsia="Calibri"/>
+          <w:b w:val="0"/>
+          <w:i w:val="0"/>
+          <w:color w:val="535353"/>
+          <w:sz w:val="18"/>
+        </w:rPr>
+        <w:t xml:space="preserve">  ·  </w:t>
+      </w:r>
+      <w:hyperlink r:id="rId10">
+        <w:r>
+          <w:rPr>
+            <w:color w:val="0563C1"/>
+            <w:u w:val="single"/>
+            <w:sz w:val="18"/>
+            <w:rFonts w:ascii="Calibri" w:hAnsi="Calibri"/>
+          </w:rPr>
+          <w:t xml:space="preserve">Kenya Law Weekly 042/24‑25 (headnote)</w:t>
+        </w:r>
+      </w:hyperlink>
+    </w:p>
+    <w:p>
+      <w:pPr>
+        <w:spacing w:before="0" w:after="200"/>
+      </w:pPr>
+      <w:r>
+        <w:rPr>
+          <w:rFonts w:ascii="Calibri" w:hAnsi="Calibri" w:eastAsia="Calibri"/>
+          <w:b w:val="0"/>
+          <w:i/>
+          <w:color w:val="535353"/>
+          <w:sz w:val="18"/>
+        </w:rPr>
+        <w:t xml:space="preserve">Карточка дела: </w:t>
+      </w:r>
+      <w:hyperlink r:id="rId9">
+        <w:r>
+          <w:rPr>
+            <w:color w:val="0563C1"/>
+            <w:u w:val="single"/>
+            <w:sz w:val="18"/>
+            <w:rFonts w:ascii="Calibri" w:hAnsi="Calibri"/>
+          </w:rPr>
+          <w:t xml:space="preserve">Kenya Law: [2025] KEELC 392</w:t>
+        </w:r>
+      </w:hyperlink>
+      <w:r>
+        <w:rPr>
+          <w:rFonts w:ascii="Calibri" w:hAnsi="Calibri" w:eastAsia="Calibri"/>
+          <w:b w:val="0"/>
+          <w:i w:val="0"/>
+          <w:color w:val="535353"/>
+          <w:sz w:val="18"/>
+        </w:rPr>
+        <w:t xml:space="preserve">  ·  </w:t>
+      </w:r>
+      <w:hyperlink r:id="rId10">
+        <w:r>
+          <w:rPr>
+            <w:color w:val="0563C1"/>
+            <w:u w:val="single"/>
+            <w:sz w:val="18"/>
+            <w:rFonts w:ascii="Calibri" w:hAnsi="Calibri"/>
+          </w:rPr>
+          <w:t xml:space="preserve">Kenya Law Weekly 042/24‑25 (headnote)</w:t>
+        </w:r>
+      </w:hyperlink>
     </w:p>
     <w:p>
       <w:pPr>
@@ -85,6 +198,7 @@
               <w:rPr>
                 <w:rFonts w:ascii="Calibri" w:hAnsi="Calibri" w:eastAsia="Calibri"/>
                 <w:b/>
+                <w:i w:val="0"/>
                 <w:color w:val="FFFFFF"/>
                 <w:sz w:val="20"/>
               </w:rPr>
@@ -103,6 +217,7 @@
               <w:rPr>
                 <w:rFonts w:ascii="Calibri" w:hAnsi="Calibri" w:eastAsia="Calibri"/>
                 <w:b/>
+                <w:i w:val="0"/>
                 <w:color w:val="FFFFFF"/>
                 <w:sz w:val="20"/>
               </w:rPr>
@@ -122,6 +237,7 @@
               <w:rPr>
                 <w:rFonts w:ascii="Calibri" w:hAnsi="Calibri" w:eastAsia="Calibri"/>
                 <w:b/>
+                <w:i w:val="0"/>
                 <w:sz w:val="20"/>
               </w:rPr>
               <w:t>Страна</w:t>
@@ -138,6 +254,7 @@
               <w:rPr>
                 <w:rFonts w:ascii="Calibri" w:hAnsi="Calibri" w:eastAsia="Calibri"/>
                 <w:b w:val="0"/>
+                <w:i w:val="0"/>
                 <w:sz w:val="20"/>
               </w:rPr>
               <w:t>Кения</w:t>
@@ -156,6 +273,7 @@
               <w:rPr>
                 <w:rFonts w:ascii="Calibri" w:hAnsi="Calibri" w:eastAsia="Calibri"/>
                 <w:b/>
+                <w:i w:val="0"/>
                 <w:sz w:val="20"/>
               </w:rPr>
               <w:t>Суд / орган</w:t>
@@ -172,6 +290,7 @@
               <w:rPr>
                 <w:rFonts w:ascii="Calibri" w:hAnsi="Calibri" w:eastAsia="Calibri"/>
                 <w:b w:val="0"/>
+                <w:i w:val="0"/>
                 <w:sz w:val="20"/>
               </w:rPr>
               <w:t>Environment and Land Court (Malindi)</w:t>
@@ -190,6 +309,7 @@
               <w:rPr>
                 <w:rFonts w:ascii="Calibri" w:hAnsi="Calibri" w:eastAsia="Calibri"/>
                 <w:b/>
+                <w:i w:val="0"/>
                 <w:sz w:val="20"/>
               </w:rPr>
               <w:t>Цитата</w:t>
@@ -206,6 +326,7 @@
               <w:rPr>
                 <w:rFonts w:ascii="Calibri" w:hAnsi="Calibri" w:eastAsia="Calibri"/>
                 <w:b w:val="0"/>
+                <w:i w:val="0"/>
                 <w:sz w:val="20"/>
               </w:rPr>
               <w:t>Dardanelli &amp; 6 others v Tilito &amp; 3 others (Land Case E041 of 2024) [2025] KEELC 392 (KLR) (6 February 2025)</w:t>
@@ -224,6 +345,7 @@
               <w:rPr>
                 <w:rFonts w:ascii="Calibri" w:hAnsi="Calibri" w:eastAsia="Calibri"/>
                 <w:b/>
+                <w:i w:val="0"/>
                 <w:sz w:val="20"/>
               </w:rPr>
               <w:t>Сюжет</w:t>
@@ -240,6 +362,7 @@
               <w:rPr>
                 <w:rFonts w:ascii="Calibri" w:hAnsi="Calibri" w:eastAsia="Calibri"/>
                 <w:b w:val="0"/>
+                <w:i w:val="0"/>
                 <w:sz w:val="20"/>
               </w:rPr>
               <w:t>Электронный аффидевит без сертификата s. 106B недопустим</w:t>
@@ -258,6 +381,7 @@
               <w:rPr>
                 <w:rFonts w:ascii="Calibri" w:hAnsi="Calibri" w:eastAsia="Calibri"/>
                 <w:b/>
+                <w:i w:val="0"/>
                 <w:sz w:val="20"/>
               </w:rPr>
               <w:t>Статус</w:t>
@@ -274,6 +398,7 @@
               <w:rPr>
                 <w:rFonts w:ascii="Calibri" w:hAnsi="Calibri" w:eastAsia="Calibri"/>
                 <w:b w:val="0"/>
+                <w:i w:val="0"/>
                 <w:sz w:val="20"/>
               </w:rPr>
               <w:t>Прямая практика по ЭДО / электронным доказательствам</w:t>
@@ -281,8 +406,72 @@
           </w:p>
         </w:tc>
       </w:tr>
+      <w:tr>
+        <w:tc>
+          <w:tcPr>
+            <w:tcW w:type="dxa" w:w="4762"/>
+          </w:tcPr>
+          <w:p>
+            <w:r/>
+            <w:r>
+              <w:rPr>
+                <w:rFonts w:ascii="Calibri" w:hAnsi="Calibri" w:eastAsia="Calibri"/>
+                <w:b/>
+                <w:i w:val="0"/>
+                <w:sz w:val="20"/>
+              </w:rPr>
+              <w:t>Ссылка для проверки</w:t>
+            </w:r>
+          </w:p>
+        </w:tc>
+        <w:tc>
+          <w:tcPr>
+            <w:tcW w:type="dxa" w:w="4762"/>
+          </w:tcPr>
+          <w:p>
+            <w:r/>
+            <w:hyperlink r:id="rId9">
+              <w:r>
+                <w:rPr>
+                  <w:color w:val="0563C1"/>
+                  <w:u w:val="single"/>
+                  <w:sz w:val="18"/>
+                  <w:rFonts w:ascii="Calibri" w:hAnsi="Calibri"/>
+                </w:rPr>
+                <w:t xml:space="preserve">Kenya Law: [2025] KEELC 392</w:t>
+              </w:r>
+            </w:hyperlink>
+          </w:p>
+        </w:tc>
+      </w:tr>
     </w:tbl>
     <w:p/>
+    <w:p>
+      <w:pPr>
+        <w:spacing w:before="0" w:after="200"/>
+      </w:pPr>
+      <w:r>
+        <w:rPr>
+          <w:rFonts w:ascii="Calibri" w:hAnsi="Calibri" w:eastAsia="Calibri"/>
+          <w:b w:val="0"/>
+          <w:i/>
+          <w:color w:val="535353"/>
+          <w:sz w:val="18"/>
+        </w:rPr>
+        <w:t xml:space="preserve">Дополнительные ссылки: </w:t>
+      </w:r>
+      <w:hyperlink r:id="rId10">
+        <w:r>
+          <w:rPr>
+            <w:color w:val="0563C1"/>
+            <w:u w:val="single"/>
+            <w:sz w:val="18"/>
+            <w:rFonts w:ascii="Calibri" w:hAnsi="Calibri"/>
+          </w:rPr>
+          <w:t xml:space="preserve">Kenya Law Weekly 042/24‑25 (headnote)</w:t>
+        </w:r>
+      </w:hyperlink>
+    </w:p>
     <w:p>
       <w:pPr>
         <w:pStyle w:val="Heading1"/>
@@ -296,10 +485,58 @@
         <w:rPr>
           <w:rFonts w:ascii="Calibri" w:hAnsi="Calibri" w:eastAsia="Calibri"/>
           <w:b w:val="0"/>
+          <w:i w:val="0"/>
           <w:sz w:val="24"/>
         </w:rPr>
         <w:t>Ответчики подали заявление, поддержанное аффидевитом директора. Истцы указали, что депонент был вне Кении, а присяга оформлена так, будто в Найроби. Документ передавался онлайн, скачивался и затем заверялся.</w:t>
       </w:r>
+    </w:p>
+    <w:p>
+      <w:pPr>
+        <w:spacing w:before="0" w:after="200"/>
+      </w:pPr>
+      <w:r>
+        <w:rPr>
+          <w:rFonts w:ascii="Calibri" w:hAnsi="Calibri" w:eastAsia="Calibri"/>
+          <w:b w:val="0"/>
+          <w:i/>
+          <w:color w:val="535353"/>
+          <w:sz w:val="18"/>
+        </w:rPr>
+        <w:t xml:space="preserve">Проверить: </w:t>
+      </w:r>
+      <w:hyperlink r:id="rId9">
+        <w:r>
+          <w:rPr>
+            <w:color w:val="0563C1"/>
+            <w:u w:val="single"/>
+            <w:sz w:val="18"/>
+            <w:rFonts w:ascii="Calibri" w:hAnsi="Calibri"/>
+          </w:rPr>
+          <w:t xml:space="preserve">Kenya Law: [2025] KEELC 392</w:t>
+        </w:r>
+      </w:hyperlink>
+      <w:r>
+        <w:rPr>
+          <w:rFonts w:ascii="Calibri" w:hAnsi="Calibri" w:eastAsia="Calibri"/>
+          <w:b w:val="0"/>
+          <w:i w:val="0"/>
+          <w:color w:val="535353"/>
+          <w:sz w:val="18"/>
+        </w:rPr>
+        <w:t xml:space="preserve">  ·  </w:t>
+      </w:r>
+      <w:hyperlink r:id="rId10">
+        <w:r>
+          <w:rPr>
+            <w:color w:val="0563C1"/>
+            <w:u w:val="single"/>
+            <w:sz w:val="18"/>
+            <w:rFonts w:ascii="Calibri" w:hAnsi="Calibri"/>
+          </w:rPr>
+          <w:t xml:space="preserve">Kenya Law Weekly 042/24‑25 (headnote)</w:t>
+        </w:r>
+      </w:hyperlink>
     </w:p>
     <w:p>
       <w:pPr>
@@ -314,10 +551,58 @@
         <w:rPr>
           <w:rFonts w:ascii="Calibri" w:hAnsi="Calibri" w:eastAsia="Calibri"/>
           <w:b w:val="0"/>
+          <w:i w:val="0"/>
           <w:sz w:val="24"/>
         </w:rPr>
         <w:t>Онлайн‑передача, исполнение и заверение делают аффидевит электронной записью. Для допустимости нужен сертификат s. 106B Evidence Act (идентификация записи, устройство, условия производства) и подтверждение live online appearance перед commissioner. Без сертификата аффидевит снят; заявление отклонено, с правом переподать за 21 день. Суд сослался на Samwel Kazungu Kambi v Nelly Ilongo [2017] eKLR.</w:t>
       </w:r>
+    </w:p>
+    <w:p>
+      <w:pPr>
+        <w:spacing w:before="0" w:after="200"/>
+      </w:pPr>
+      <w:r>
+        <w:rPr>
+          <w:rFonts w:ascii="Calibri" w:hAnsi="Calibri" w:eastAsia="Calibri"/>
+          <w:b w:val="0"/>
+          <w:i/>
+          <w:color w:val="535353"/>
+          <w:sz w:val="18"/>
+        </w:rPr>
+        <w:t xml:space="preserve">Проверить: </w:t>
+      </w:r>
+      <w:hyperlink r:id="rId9">
+        <w:r>
+          <w:rPr>
+            <w:color w:val="0563C1"/>
+            <w:u w:val="single"/>
+            <w:sz w:val="18"/>
+            <w:rFonts w:ascii="Calibri" w:hAnsi="Calibri"/>
+          </w:rPr>
+          <w:t xml:space="preserve">Kenya Law: [2025] KEELC 392</w:t>
+        </w:r>
+      </w:hyperlink>
+      <w:r>
+        <w:rPr>
+          <w:rFonts w:ascii="Calibri" w:hAnsi="Calibri" w:eastAsia="Calibri"/>
+          <w:b w:val="0"/>
+          <w:i w:val="0"/>
+          <w:color w:val="535353"/>
+          <w:sz w:val="18"/>
+        </w:rPr>
+        <w:t xml:space="preserve">  ·  </w:t>
+      </w:r>
+      <w:hyperlink r:id="rId10">
+        <w:r>
+          <w:rPr>
+            <w:color w:val="0563C1"/>
+            <w:u w:val="single"/>
+            <w:sz w:val="18"/>
+            <w:rFonts w:ascii="Calibri" w:hAnsi="Calibri"/>
+          </w:rPr>
+          <w:t xml:space="preserve">Kenya Law Weekly 042/24‑25 (headnote)</w:t>
+        </w:r>
+      </w:hyperlink>
     </w:p>
     <w:p>
       <w:pPr>
@@ -335,6 +620,7 @@
         <w:rPr>
           <w:rFonts w:ascii="Calibri" w:hAnsi="Calibri" w:eastAsia="Calibri"/>
           <w:b w:val="0"/>
+          <w:i w:val="0"/>
           <w:sz w:val="24"/>
         </w:rPr>
         <w:t>Самый жёсткий из семи судебных фильтров допустимости ЭДО.</w:t>
@@ -348,6 +634,7 @@
         <w:rPr>
           <w:rFonts w:ascii="Calibri" w:hAnsi="Calibri" w:eastAsia="Calibri"/>
           <w:b w:val="0"/>
+          <w:i w:val="0"/>
           <w:sz w:val="24"/>
         </w:rPr>
         <w:t>Вид подписи (KICA) не спас, потому что не закрыт процессуальный 106B.</w:t>
@@ -361,10 +648,79 @@
         <w:rPr>
           <w:rFonts w:ascii="Calibri" w:hAnsi="Calibri" w:eastAsia="Calibri"/>
           <w:b w:val="0"/>
+          <w:i w:val="0"/>
           <w:sz w:val="24"/>
         </w:rPr>
         <w:t>Для РФ: предостережение не путать «файл подписан» и «файл допустим как доказательство».</w:t>
       </w:r>
+    </w:p>
+    <w:p>
+      <w:pPr>
+        <w:spacing w:before="0" w:after="200"/>
+      </w:pPr>
+      <w:r>
+        <w:rPr>
+          <w:rFonts w:ascii="Calibri" w:hAnsi="Calibri" w:eastAsia="Calibri"/>
+          <w:b w:val="0"/>
+          <w:i/>
+          <w:color w:val="535353"/>
+          <w:sz w:val="18"/>
+        </w:rPr>
+        <w:t xml:space="preserve">Проверить: </w:t>
+      </w:r>
+      <w:hyperlink r:id="rId9">
+        <w:r>
+          <w:rPr>
+            <w:color w:val="0563C1"/>
+            <w:u w:val="single"/>
+            <w:sz w:val="18"/>
+            <w:rFonts w:ascii="Calibri" w:hAnsi="Calibri"/>
+          </w:rPr>
+          <w:t xml:space="preserve">Kenya Law: [2025] KEELC 392</w:t>
+        </w:r>
+      </w:hyperlink>
+      <w:r>
+        <w:rPr>
+          <w:rFonts w:ascii="Calibri" w:hAnsi="Calibri" w:eastAsia="Calibri"/>
+          <w:b w:val="0"/>
+          <w:i w:val="0"/>
+          <w:color w:val="535353"/>
+          <w:sz w:val="18"/>
+        </w:rPr>
+        <w:t xml:space="preserve">  ·  </w:t>
+      </w:r>
+      <w:hyperlink r:id="rId10">
+        <w:r>
+          <w:rPr>
+            <w:color w:val="0563C1"/>
+            <w:u w:val="single"/>
+            <w:sz w:val="18"/>
+            <w:rFonts w:ascii="Calibri" w:hAnsi="Calibri"/>
+          </w:rPr>
+          <w:t xml:space="preserve">Kenya Law Weekly 042/24‑25 (headnote)</w:t>
+        </w:r>
+      </w:hyperlink>
+      <w:r>
+        <w:rPr>
+          <w:rFonts w:ascii="Calibri" w:hAnsi="Calibri" w:eastAsia="Calibri"/>
+          <w:b w:val="0"/>
+          <w:i w:val="0"/>
+          <w:color w:val="535353"/>
+          <w:sz w:val="18"/>
+        </w:rPr>
+        <w:t xml:space="preserve">  ·  </w:t>
+      </w:r>
+      <w:hyperlink r:id="rId11">
+        <w:r>
+          <w:rPr>
+            <w:color w:val="0563C1"/>
+            <w:u w:val="single"/>
+            <w:sz w:val="18"/>
+            <w:rFonts w:ascii="Calibri" w:hAnsi="Calibri"/>
+          </w:rPr>
+          <w:t xml:space="preserve">ТК РФ, ст. 22.1 ч. 3 (исключения из кадрового ЭДО)</w:t>
+        </w:r>
+      </w:hyperlink>
     </w:p>
     <w:p>
       <w:pPr>
@@ -382,6 +738,7 @@
         <w:rPr>
           <w:rFonts w:ascii="Calibri" w:hAnsi="Calibri" w:eastAsia="Calibri"/>
           <w:b w:val="0"/>
+          <w:i w:val="0"/>
           <w:sz w:val="22"/>
         </w:rPr>
         <w:t xml:space="preserve">Kenya Law: [2025] KEELC 392: </w:t>
@@ -406,6 +763,7 @@
         <w:rPr>
           <w:rFonts w:ascii="Calibri" w:hAnsi="Calibri" w:eastAsia="Calibri"/>
           <w:b w:val="0"/>
+          <w:i w:val="0"/>
           <w:sz w:val="22"/>
         </w:rPr>
         <w:t xml:space="preserve">Kenya Law Weekly 042/24‑25 (headnote): </w:t>
